--- a/docs/Tai_Lieu_Mo_Ta_He_Thong_Quan_Ly_Ben_Bai_Son_Cang.docx
+++ b/docs/Tai_Lieu_Mo_Ta_He_Thong_Quan_Ly_Ben_Bai_Son_Cang.docx
@@ -553,7 +553,7 @@
         <w:spacing w:after="40"/>
       </w:pPr>
       <w:r>
-        <w:t>Thiết lập quy trình kiểm soát xuất bãi 2 cấp độc lập: Thương vụ CCKB duyệt cước điện &amp; công nợ trước, An ninh Bốt Cổng xác nhận cho xe rời bãi sau.</w:t>
+        <w:t>Thiết lập quy trình kiểm soát xuất bãi 2 cấp độc lập: Nghiệp vụ Cổng cảng Kho bãi duyệt cước điện &amp; công nợ trước, An ninh Bốt Cổng xác nhận cho xe rời bãi sau.</w:t>
       </w:r>
     </w:p>
     <w:p>
@@ -1500,9 +1500,9 @@
               </w:rPr>
               <w:t>Quy trình kiểm soát xuất bãi 2 cấp độc lập:</w:t>
               <w:br/>
-              <w:t>• CẤP 1 (Thương vụ CCKB): Kiểm tra đối soát tiền cước điện lạnh và tiền lưu bãi. Nếu chủ hàng thanh toán đầy đủ hoặc được phê duyệt ghi nợ bảo lãnh hợp lệ (có lý do), CCKB ký duyệt điều kiện xuất bãi trên phần mềm.</w:t>
+              <w:t>• CẤP 1 (Nghiệp vụ CCKB): Kiểm tra đối soát tiền cước điện lạnh và tiền lưu bãi. Nếu chủ hàng thanh toán đầy đủ hoặc được phê duyệt ghi nợ bảo lãnh hợp lệ (có lý do), Nghiệp vụ CCKB ký duyệt điều kiện xuất bãi trên phần mềm.</w:t>
               <w:br/>
-              <w:t>• CẤP 2 (An ninh Bốt Cổng ra): Kiểm tra checklist điện tử trên màn hình: Vé cổng đã thu (✓), Đã rút giắc điện (✓), CCKB đã duyệt (✓). Xác nhận xe lăn bánh ra cổng và in biên lai xuất bãi.</w:t>
+              <w:t>• CẤP 2 (An ninh Bốt Cổng ra): Kiểm tra checklist điện tử trên màn hình: Vé cổng đã thu (✓), Đã rút giắc điện (✓), Nghiệp vụ CCKB đã duyệt (✓). Xác nhận xe lăn bánh ra cổng và in biên lai xuất bãi.</w:t>
             </w:r>
           </w:p>
         </w:tc>
@@ -3305,7 +3305,7 @@
                 <w:color w:val="17202E"/>
                 <w:sz w:val="19"/>
               </w:rPr>
-              <w:t>Kỹ thuật / Thương vụ CCKB</w:t>
+              <w:t>Nghiệp vụ Cổng cảng Kho bãi</w:t>
             </w:r>
           </w:p>
         </w:tc>
@@ -4679,7 +4679,7 @@
                 <w:color w:val="17202E"/>
                 <w:sz w:val="18"/>
               </w:rPr>
-              <w:t>Thương vụ CCKB (PORT_STAFF)</w:t>
+              <w:t>Nghiệp vụ CCKB (PORT_STAFF)</w:t>
             </w:r>
           </w:p>
         </w:tc>
@@ -4789,7 +4789,7 @@
                 <w:color w:val="17202E"/>
                 <w:sz w:val="18"/>
               </w:rPr>
-              <w:t>Trưởng BP CCKB (PORT_LEAD)</w:t>
+              <w:t>Trưởng BP Nghiệp vụ CCKB (PORT_LEAD)</w:t>
             </w:r>
           </w:p>
         </w:tc>

--- a/docs/Tai_Lieu_Mo_Ta_He_Thong_Quan_Ly_Ben_Bai_Son_Cang.docx
+++ b/docs/Tai_Lieu_Mo_Ta_He_Thong_Quan_Ly_Ben_Bai_Son_Cang.docx
@@ -1181,7 +1181,7 @@
         <w:t xml:space="preserve">Theo dõi phiên cắm/rút thời gian thực: </w:t>
       </w:r>
       <w:r>
-        <w:t>Ghi nhận chính xác thời điểm cắm giắc điện, thời điểm rút giắc, vị trí trụ cắm và cán bộ thực hiện kèm đồng hồ đếm thời gian thực.</w:t>
+        <w:t>Ghi nhận chính xác thời điểm cắm giắc điện, thời điểm rút giắc, Tủ điện &amp; mã giắc cắm (thuộc hệ thống 13 Tủ / 50 Giắc 380V Khu A) và cán bộ thực hiện kèm đồng hồ đếm thời gian thực.</w:t>
       </w:r>
     </w:p>
     <w:p>
@@ -1291,6 +1291,36 @@
       </w:r>
       <w:r>
         <w:t>Tự động phân loại cảnh báo ≥ 24h và ≥ 48h, đồng thời hiển thị trực quan cước lưu bãi tạm tính 'Lưu bãi: ~X đ (Y đêm)' của từng container theo khung 22h-06h (miễn đêm đầu).</w:t>
+      </w:r>
+    </w:p>
+    <w:p>
+      <w:pPr>
+        <w:pStyle w:val="ListBullet"/>
+        <w:spacing w:after="40"/>
+      </w:pPr>
+      <w:r>
+        <w:rPr>
+          <w:b/>
+        </w:rPr>
+        <w:t xml:space="preserve">Quy hoạch Hệ thống Cấp điện 13 Tủ điện — 50 Giắc cắm 380V (Khu A): </w:t>
+      </w:r>
+      <w:r>
+        <w:t>Chuẩn hóa lưới điện lạnh thành 13 Tủ công nghiệp (T01..T13) với 50 ổ cắm chuyên dụng (T01: 3, T02: 4, T03: 4, T04: 3, T05: 8, T06: 3, T07: 3, T08: 2, T09: 5, T10: 3, T11: 4, T12: 4, T13: 4). Trang bị bộ công cụ CRUD quản lý tủ điện (+ Thêm tủ, + Ổ, Bật/Tắt bảo trì toàn tủ 1-chạm, Cắm nhanh container tại bãi).</w:t>
+      </w:r>
+    </w:p>
+    <w:p>
+      <w:pPr>
+        <w:pStyle w:val="ListBullet"/>
+        <w:spacing w:after="40"/>
+      </w:pPr>
+      <w:r>
+        <w:rPr>
+          <w:b/>
+        </w:rPr>
+        <w:t xml:space="preserve">Thiết kế công thái học (Thu gọn Aside): </w:t>
+      </w:r>
+      <w:r>
+        <w:t>Bảng phụ Hàng đợi bến bãi và phân khu mặc định thu gọn (Aside w-12), mở rộng linh hoạt w-80 giúp giải phóng tối đa không gian hiển thị bảng dữ liệu chính.</w:t>
       </w:r>
     </w:p>
     <w:p>
